--- a/ТЕХНИЧЕСКОЕ ЗАДАНИЕ.docx
+++ b/ТЕХНИЧЕСКОЕ ЗАДАНИЕ.docx
@@ -410,7 +410,13 @@
     <w:sdt>
       <w:sdtPr>
         <w:rPr>
-          <w:color w:val="auto"/>
+          <w:rFonts w:ascii="Times New Roman" w:eastAsiaTheme="minorHAnsi" w:hAnsi="Times New Roman" w:cstheme="minorBidi"/>
+          <w:color w:val="auto"/>
+          <w:kern w:val="2"/>
+          <w:sz w:val="28"/>
+          <w:szCs w:val="24"/>
+          <w:lang w:eastAsia="en-US"/>
+          <w14:ligatures w14:val="standardContextual"/>
         </w:rPr>
         <w:id w:val="914592623"/>
         <w:docPartObj>
@@ -420,14 +426,8 @@
       </w:sdtPr>
       <w:sdtEndPr>
         <w:rPr>
-          <w:rFonts w:ascii="Times New Roman" w:eastAsiaTheme="minorHAnsi" w:hAnsi="Times New Roman" w:cstheme="minorBidi"/>
           <w:b/>
           <w:bCs/>
-          <w:kern w:val="2"/>
-          <w:sz w:val="28"/>
-          <w:szCs w:val="24"/>
-          <w:lang w:eastAsia="en-US"/>
-          <w14:ligatures w14:val="standardContextual"/>
         </w:rPr>
       </w:sdtEndPr>
       <w:sdtContent>
@@ -4983,7 +4983,7 @@
           <w:rFonts w:cs="Times New Roman"/>
           <w:szCs w:val="28"/>
         </w:rPr>
-        <w:t>Объект автоматизации — персональный компьютер пользователя (ноутбук или персональный компьютер).</w:t>
+        <w:t>Объект автоматизации — персональный компьютер пользователя.</w:t>
       </w:r>
     </w:p>
     <w:p>
@@ -5480,7 +5480,7 @@
           <w:rFonts w:cs="Times New Roman"/>
           <w:szCs w:val="28"/>
         </w:rPr>
-        <w:t xml:space="preserve">CoteboPC — Telegram-бот (один бот на одного пользователя в версии 1.0); </w:t>
+        <w:t xml:space="preserve">CoteboPC — Telegram-бот; </w:t>
       </w:r>
     </w:p>
     <w:p>
@@ -5609,7 +5609,7 @@
           <w:rFonts w:cs="Times New Roman"/>
           <w:szCs w:val="28"/>
         </w:rPr>
-        <w:t xml:space="preserve">режим «Подключён» (основной); </w:t>
+        <w:t xml:space="preserve">режим «Подключён»; </w:t>
       </w:r>
     </w:p>
     <w:p>
@@ -13195,6 +13195,7 @@
   <w:style w:type="character" w:default="1" w:styleId="a0">
     <w:name w:val="Default Paragraph Font"/>
     <w:uiPriority w:val="1"/>
+    <w:semiHidden/>
     <w:unhideWhenUsed/>
   </w:style>
   <w:style w:type="table" w:default="1" w:styleId="a1">
